--- a/generated_output/Buldhana/Invoice_58_2026.docx
+++ b/generated_output/Buldhana/Invoice_58_2026.docx
@@ -113,7 +113,7 @@
                 <w:sz w:val="22"/>
                 <w:u w:val="none"/>
               </w:rPr>
-              <w:t>Invoice No: CPR/INV/2026/58/2026</w:t>
+              <w:t>Invoice  No: CPR/INV/2026/58/2026</w:t>
             </w:r>
           </w:p>
         </w:tc>
@@ -141,7 +141,7 @@
                 <w:sz w:val="22"/>
                 <w:u w:val="none"/>
               </w:rPr>
-              <w:t>Date: 10-06-2026</w:t>
+              <w:t>Date: 12-06-2026</w:t>
             </w:r>
           </w:p>
         </w:tc>
@@ -159,7 +159,7 @@
           <w:sz w:val="20"/>
           <w:u w:val="none"/>
         </w:rPr>
-        <w:t>Reference: OW/CPR/Buldhana/58/2026/2026</w:t>
+        <w:t>Reference: OW/CPR/Buldhana/        /2026</w:t>
       </w:r>
     </w:p>
     <w:p>
@@ -481,7 +481,7 @@
                 <w:sz w:val="18"/>
                 <w:u w:val="none"/>
               </w:rPr>
-              <w:t>UAPA Act</w:t>
+              <w:t>Investigation &amp; Prosecution of the UA(P)A Cases Batch - 1 (2026-27)</w:t>
             </w:r>
           </w:p>
         </w:tc>
@@ -613,7 +613,7 @@
                 <w:sz w:val="18"/>
                 <w:u w:val="none"/>
               </w:rPr>
-              <w:t>0</w:t>
+              <w:t>₹2000</w:t>
             </w:r>
           </w:p>
         </w:tc>
@@ -635,7 +635,7 @@
                 <w:sz w:val="18"/>
                 <w:u w:val="none"/>
               </w:rPr>
-              <w:t>0</w:t>
+              <w:t>₹6,000</w:t>
             </w:r>
           </w:p>
         </w:tc>
@@ -652,7 +652,7 @@
           <w:sz w:val="22"/>
           <w:u w:val="none"/>
         </w:rPr>
-        <w:t>Grand Total: ₹0</w:t>
+        <w:t>Grand Total: ₹6,000</w:t>
       </w:r>
     </w:p>
     <w:p>
@@ -667,7 +667,7 @@
           <w:sz w:val="20"/>
           <w:u w:val="none"/>
         </w:rPr>
-        <w:t>Amount: 0 Rupees Only</w:t>
+        <w:t>Amount: Six Thousand Rupees Only</w:t>
       </w:r>
     </w:p>
     <w:p>
@@ -685,482 +685,145 @@
         <w:t>Bank Account Details</w:t>
       </w:r>
     </w:p>
-    <w:tbl>
-      <w:tblPr>
-        <w:tblStyle w:val="TableGrid"/>
-        <w:tblW w:type="auto" w:w="0"/>
-        <w:jc w:val="center"/>
-        <w:tblLook w:firstColumn="1" w:firstRow="1" w:lastColumn="0" w:lastRow="0" w:noHBand="0" w:noVBand="1" w:val="04A0"/>
-      </w:tblPr>
-      <w:tblGrid>
-        <w:gridCol w:w="5440"/>
-        <w:gridCol w:w="5440"/>
-      </w:tblGrid>
-      <w:tr>
-        <w:tc>
-          <w:tcPr>
-            <w:tcW w:type="dxa" w:w="5440"/>
-            <w:vAlign w:val="center"/>
-          </w:tcPr>
-          <w:p>
-            <w:pPr>
-              <w:spacing w:before="0" w:after="0"/>
-              <w:jc w:val="center"/>
-            </w:pPr>
-            <w:r/>
-            <w:r>
-              <w:rPr>
-                <w:rFonts w:ascii="Calibri" w:hAnsi="Calibri" w:eastAsia="Calibri"/>
-                <w:b/>
-                <w:sz w:val="20"/>
-                <w:u w:val="none"/>
-              </w:rPr>
-              <w:t>Field</w:t>
-            </w:r>
-          </w:p>
-        </w:tc>
-        <w:tc>
-          <w:tcPr>
-            <w:tcW w:type="dxa" w:w="5440"/>
-            <w:vAlign w:val="center"/>
-          </w:tcPr>
-          <w:p>
-            <w:pPr>
-              <w:spacing w:before="0" w:after="0"/>
-              <w:jc w:val="center"/>
-            </w:pPr>
-            <w:r/>
-            <w:r>
-              <w:rPr>
-                <w:rFonts w:ascii="Calibri" w:hAnsi="Calibri" w:eastAsia="Calibri"/>
-                <w:b/>
-                <w:sz w:val="20"/>
-                <w:u w:val="none"/>
-              </w:rPr>
-              <w:t>Value</w:t>
-            </w:r>
-          </w:p>
-        </w:tc>
-      </w:tr>
-      <w:tr>
-        <w:tc>
-          <w:tcPr>
-            <w:tcW w:type="dxa" w:w="5440"/>
-            <w:vAlign w:val="center"/>
-          </w:tcPr>
-          <w:p>
-            <w:pPr>
-              <w:spacing w:before="0" w:after="0"/>
-              <w:jc w:val="right"/>
-            </w:pPr>
-            <w:r/>
-            <w:r>
-              <w:rPr>
-                <w:rFonts w:ascii="Calibri" w:hAnsi="Calibri" w:eastAsia="Calibri"/>
-                <w:b w:val="0"/>
-                <w:sz w:val="20"/>
-                <w:u w:val="none"/>
-              </w:rPr>
-              <w:t>Account Name</w:t>
-            </w:r>
-          </w:p>
-        </w:tc>
-        <w:tc>
-          <w:tcPr>
-            <w:tcW w:type="dxa" w:w="5440"/>
-            <w:vAlign w:val="center"/>
-          </w:tcPr>
-          <w:p>
-            <w:pPr>
-              <w:spacing w:before="0" w:after="0"/>
-              <w:jc w:val="left"/>
-            </w:pPr>
-            <w:r/>
-            <w:r>
-              <w:rPr>
-                <w:rFonts w:ascii="Calibri" w:hAnsi="Calibri" w:eastAsia="Calibri"/>
-                <w:b w:val="0"/>
-                <w:sz w:val="20"/>
-                <w:u w:val="none"/>
-              </w:rPr>
-              <w:t>CPR, Pune</w:t>
-            </w:r>
-          </w:p>
-        </w:tc>
-      </w:tr>
-      <w:tr>
-        <w:tc>
-          <w:tcPr>
-            <w:tcW w:type="dxa" w:w="5440"/>
-            <w:vAlign w:val="center"/>
-          </w:tcPr>
-          <w:p>
-            <w:pPr>
-              <w:spacing w:before="0" w:after="0"/>
-              <w:jc w:val="right"/>
-            </w:pPr>
-            <w:r/>
-            <w:r>
-              <w:rPr>
-                <w:rFonts w:ascii="Calibri" w:hAnsi="Calibri" w:eastAsia="Calibri"/>
-                <w:b w:val="0"/>
-                <w:sz w:val="20"/>
-                <w:u w:val="none"/>
-              </w:rPr>
-              <w:t>Account Number</w:t>
-            </w:r>
-          </w:p>
-        </w:tc>
-        <w:tc>
-          <w:tcPr>
-            <w:tcW w:type="dxa" w:w="5440"/>
-            <w:vAlign w:val="center"/>
-          </w:tcPr>
-          <w:p>
-            <w:pPr>
-              <w:spacing w:before="0" w:after="0"/>
-              <w:jc w:val="left"/>
-            </w:pPr>
-            <w:r/>
-            <w:r>
-              <w:rPr>
-                <w:rFonts w:ascii="Calibri" w:hAnsi="Calibri" w:eastAsia="Calibri"/>
-                <w:b w:val="0"/>
-                <w:sz w:val="20"/>
-                <w:u w:val="none"/>
-              </w:rPr>
-              <w:t>10023971530</w:t>
-            </w:r>
-          </w:p>
-        </w:tc>
-      </w:tr>
-      <w:tr>
-        <w:tc>
-          <w:tcPr>
-            <w:tcW w:type="dxa" w:w="5440"/>
-            <w:vAlign w:val="center"/>
-          </w:tcPr>
-          <w:p>
-            <w:pPr>
-              <w:spacing w:before="0" w:after="0"/>
-              <w:jc w:val="right"/>
-            </w:pPr>
-            <w:r/>
-            <w:r>
-              <w:rPr>
-                <w:rFonts w:ascii="Calibri" w:hAnsi="Calibri" w:eastAsia="Calibri"/>
-                <w:b w:val="0"/>
-                <w:sz w:val="20"/>
-                <w:u w:val="none"/>
-              </w:rPr>
-              <w:t>Type</w:t>
-            </w:r>
-          </w:p>
-        </w:tc>
-        <w:tc>
-          <w:tcPr>
-            <w:tcW w:type="dxa" w:w="5440"/>
-            <w:vAlign w:val="center"/>
-          </w:tcPr>
-          <w:p>
-            <w:pPr>
-              <w:spacing w:before="0" w:after="0"/>
-              <w:jc w:val="left"/>
-            </w:pPr>
-            <w:r/>
-            <w:r>
-              <w:rPr>
-                <w:rFonts w:ascii="Calibri" w:hAnsi="Calibri" w:eastAsia="Calibri"/>
-                <w:b w:val="0"/>
-                <w:sz w:val="20"/>
-                <w:u w:val="none"/>
-              </w:rPr>
-              <w:t>Savings</w:t>
-            </w:r>
-          </w:p>
-        </w:tc>
-      </w:tr>
-      <w:tr>
-        <w:tc>
-          <w:tcPr>
-            <w:tcW w:type="dxa" w:w="5440"/>
-            <w:vAlign w:val="center"/>
-          </w:tcPr>
-          <w:p>
-            <w:pPr>
-              <w:spacing w:before="0" w:after="0"/>
-              <w:jc w:val="right"/>
-            </w:pPr>
-            <w:r/>
-            <w:r>
-              <w:rPr>
-                <w:rFonts w:ascii="Calibri" w:hAnsi="Calibri" w:eastAsia="Calibri"/>
-                <w:b w:val="0"/>
-                <w:sz w:val="20"/>
-                <w:u w:val="none"/>
-              </w:rPr>
-              <w:t>Bank Name</w:t>
-            </w:r>
-          </w:p>
-        </w:tc>
-        <w:tc>
-          <w:tcPr>
-            <w:tcW w:type="dxa" w:w="5440"/>
-            <w:vAlign w:val="center"/>
-          </w:tcPr>
-          <w:p>
-            <w:pPr>
-              <w:spacing w:before="0" w:after="0"/>
-              <w:jc w:val="left"/>
-            </w:pPr>
-            <w:r/>
-            <w:r>
-              <w:rPr>
-                <w:rFonts w:ascii="Calibri" w:hAnsi="Calibri" w:eastAsia="Calibri"/>
-                <w:b w:val="0"/>
-                <w:sz w:val="20"/>
-                <w:u w:val="none"/>
-              </w:rPr>
-              <w:t>State Bank of India</w:t>
-            </w:r>
-          </w:p>
-        </w:tc>
-      </w:tr>
-      <w:tr>
-        <w:tc>
-          <w:tcPr>
-            <w:tcW w:type="dxa" w:w="5440"/>
-            <w:vAlign w:val="center"/>
-          </w:tcPr>
-          <w:p>
-            <w:pPr>
-              <w:spacing w:before="0" w:after="0"/>
-              <w:jc w:val="right"/>
-            </w:pPr>
-            <w:r/>
-            <w:r>
-              <w:rPr>
-                <w:rFonts w:ascii="Calibri" w:hAnsi="Calibri" w:eastAsia="Calibri"/>
-                <w:b w:val="0"/>
-                <w:sz w:val="20"/>
-                <w:u w:val="none"/>
-              </w:rPr>
-              <w:t>Branch Address</w:t>
-            </w:r>
-          </w:p>
-        </w:tc>
-        <w:tc>
-          <w:tcPr>
-            <w:tcW w:type="dxa" w:w="5440"/>
-            <w:vAlign w:val="center"/>
-          </w:tcPr>
-          <w:p>
-            <w:pPr>
-              <w:spacing w:before="0" w:after="0"/>
-              <w:jc w:val="left"/>
-            </w:pPr>
-            <w:r/>
-            <w:r>
-              <w:rPr>
-                <w:rFonts w:ascii="Calibri" w:hAnsi="Calibri" w:eastAsia="Calibri"/>
-                <w:b w:val="0"/>
-                <w:sz w:val="20"/>
-                <w:u w:val="none"/>
-              </w:rPr>
-              <w:t>NCL Branch, Pashan Road, Pune - 411008</w:t>
-            </w:r>
-          </w:p>
-        </w:tc>
-      </w:tr>
-      <w:tr>
-        <w:tc>
-          <w:tcPr>
-            <w:tcW w:type="dxa" w:w="5440"/>
-            <w:vAlign w:val="center"/>
-          </w:tcPr>
-          <w:p>
-            <w:pPr>
-              <w:spacing w:before="0" w:after="0"/>
-              <w:jc w:val="right"/>
-            </w:pPr>
-            <w:r/>
-            <w:r>
-              <w:rPr>
-                <w:rFonts w:ascii="Calibri" w:hAnsi="Calibri" w:eastAsia="Calibri"/>
-                <w:b w:val="0"/>
-                <w:sz w:val="20"/>
-                <w:u w:val="none"/>
-              </w:rPr>
-              <w:t>Branch Code</w:t>
-            </w:r>
-          </w:p>
-        </w:tc>
-        <w:tc>
-          <w:tcPr>
-            <w:tcW w:type="dxa" w:w="5440"/>
-            <w:vAlign w:val="center"/>
-          </w:tcPr>
-          <w:p>
-            <w:pPr>
-              <w:spacing w:before="0" w:after="0"/>
-              <w:jc w:val="left"/>
-            </w:pPr>
-            <w:r/>
-            <w:r>
-              <w:rPr>
-                <w:rFonts w:ascii="Calibri" w:hAnsi="Calibri" w:eastAsia="Calibri"/>
-                <w:b w:val="0"/>
-                <w:sz w:val="20"/>
-                <w:u w:val="none"/>
-              </w:rPr>
-              <w:t>3552</w:t>
-            </w:r>
-          </w:p>
-        </w:tc>
-      </w:tr>
-      <w:tr>
-        <w:tc>
-          <w:tcPr>
-            <w:tcW w:type="dxa" w:w="5440"/>
-            <w:vAlign w:val="center"/>
-          </w:tcPr>
-          <w:p>
-            <w:pPr>
-              <w:spacing w:before="0" w:after="0"/>
-              <w:jc w:val="right"/>
-            </w:pPr>
-            <w:r/>
-            <w:r>
-              <w:rPr>
-                <w:rFonts w:ascii="Calibri" w:hAnsi="Calibri" w:eastAsia="Calibri"/>
-                <w:b w:val="0"/>
-                <w:sz w:val="20"/>
-                <w:u w:val="none"/>
-              </w:rPr>
-              <w:t>MICR Code</w:t>
-            </w:r>
-          </w:p>
-        </w:tc>
-        <w:tc>
-          <w:tcPr>
-            <w:tcW w:type="dxa" w:w="5440"/>
-            <w:vAlign w:val="center"/>
-          </w:tcPr>
-          <w:p>
-            <w:pPr>
-              <w:spacing w:before="0" w:after="0"/>
-              <w:jc w:val="left"/>
-            </w:pPr>
-            <w:r/>
-            <w:r>
-              <w:rPr>
-                <w:rFonts w:ascii="Calibri" w:hAnsi="Calibri" w:eastAsia="Calibri"/>
-                <w:b w:val="0"/>
-                <w:sz w:val="20"/>
-                <w:u w:val="none"/>
-              </w:rPr>
-              <w:t>411002012</w:t>
-            </w:r>
-          </w:p>
-        </w:tc>
-      </w:tr>
-      <w:tr>
-        <w:tc>
-          <w:tcPr>
-            <w:tcW w:type="dxa" w:w="5440"/>
-            <w:vAlign w:val="center"/>
-          </w:tcPr>
-          <w:p>
-            <w:pPr>
-              <w:spacing w:before="0" w:after="0"/>
-              <w:jc w:val="right"/>
-            </w:pPr>
-            <w:r/>
-            <w:r>
-              <w:rPr>
-                <w:rFonts w:ascii="Calibri" w:hAnsi="Calibri" w:eastAsia="Calibri"/>
-                <w:b w:val="0"/>
-                <w:sz w:val="20"/>
-                <w:u w:val="none"/>
-              </w:rPr>
-              <w:t>IFSC Code</w:t>
-            </w:r>
-          </w:p>
-        </w:tc>
-        <w:tc>
-          <w:tcPr>
-            <w:tcW w:type="dxa" w:w="5440"/>
-            <w:vAlign w:val="center"/>
-          </w:tcPr>
-          <w:p>
-            <w:pPr>
-              <w:spacing w:before="0" w:after="0"/>
-              <w:jc w:val="left"/>
-            </w:pPr>
-            <w:r/>
-            <w:r>
-              <w:rPr>
-                <w:rFonts w:ascii="Calibri" w:hAnsi="Calibri" w:eastAsia="Calibri"/>
-                <w:b w:val="0"/>
-                <w:sz w:val="20"/>
-                <w:u w:val="none"/>
-              </w:rPr>
-              <w:t>SBIN0003552</w:t>
-            </w:r>
-          </w:p>
-        </w:tc>
-      </w:tr>
-      <w:tr>
-        <w:tc>
-          <w:tcPr>
-            <w:tcW w:type="dxa" w:w="5440"/>
-            <w:vAlign w:val="center"/>
-          </w:tcPr>
-          <w:p>
-            <w:pPr>
-              <w:spacing w:before="0" w:after="0"/>
-              <w:jc w:val="right"/>
-            </w:pPr>
-            <w:r/>
-            <w:r>
-              <w:rPr>
-                <w:rFonts w:ascii="Calibri" w:hAnsi="Calibri" w:eastAsia="Calibri"/>
-                <w:b w:val="0"/>
-                <w:sz w:val="20"/>
-                <w:u w:val="none"/>
-              </w:rPr>
-              <w:t>Payee Code</w:t>
-            </w:r>
-          </w:p>
-        </w:tc>
-        <w:tc>
-          <w:tcPr>
-            <w:tcW w:type="dxa" w:w="5440"/>
-            <w:vAlign w:val="center"/>
-          </w:tcPr>
-          <w:p>
-            <w:pPr>
-              <w:spacing w:before="0" w:after="0"/>
-              <w:jc w:val="left"/>
-            </w:pPr>
-            <w:r/>
-            <w:r>
-              <w:rPr>
-                <w:rFonts w:ascii="Calibri" w:hAnsi="Calibri" w:eastAsia="Calibri"/>
-                <w:b w:val="0"/>
-                <w:sz w:val="20"/>
-                <w:u w:val="none"/>
-              </w:rPr>
-              <w:t>22010023828</w:t>
-            </w:r>
-          </w:p>
-        </w:tc>
-      </w:tr>
-    </w:tbl>
+    <w:p>
+      <w:pPr>
+        <w:spacing w:before="0" w:after="0"/>
+        <w:jc w:val="left"/>
+      </w:pPr>
+      <w:r>
+        <w:rPr>
+          <w:rFonts w:ascii="Calibri" w:hAnsi="Calibri" w:eastAsia="Calibri"/>
+          <w:b w:val="0"/>
+          <w:sz w:val="20"/>
+          <w:u w:val="none"/>
+        </w:rPr>
+        <w:t>Account Name: CPR, Pune</w:t>
+      </w:r>
+    </w:p>
+    <w:p>
+      <w:pPr>
+        <w:spacing w:before="0" w:after="0"/>
+        <w:jc w:val="left"/>
+      </w:pPr>
+      <w:r>
+        <w:rPr>
+          <w:rFonts w:ascii="Calibri" w:hAnsi="Calibri" w:eastAsia="Calibri"/>
+          <w:b w:val="0"/>
+          <w:sz w:val="20"/>
+          <w:u w:val="none"/>
+        </w:rPr>
+        <w:t>Account Number: 10023971530</w:t>
+      </w:r>
+    </w:p>
+    <w:p>
+      <w:pPr>
+        <w:spacing w:before="0" w:after="0"/>
+        <w:jc w:val="left"/>
+      </w:pPr>
+      <w:r>
+        <w:rPr>
+          <w:rFonts w:ascii="Calibri" w:hAnsi="Calibri" w:eastAsia="Calibri"/>
+          <w:b w:val="0"/>
+          <w:sz w:val="20"/>
+          <w:u w:val="none"/>
+        </w:rPr>
+        <w:t>Type: Savings</w:t>
+      </w:r>
+    </w:p>
+    <w:p>
+      <w:pPr>
+        <w:spacing w:before="0" w:after="0"/>
+        <w:jc w:val="left"/>
+      </w:pPr>
+      <w:r>
+        <w:rPr>
+          <w:rFonts w:ascii="Calibri" w:hAnsi="Calibri" w:eastAsia="Calibri"/>
+          <w:b w:val="0"/>
+          <w:sz w:val="20"/>
+          <w:u w:val="none"/>
+        </w:rPr>
+        <w:t>Bank Name: State Bank of India</w:t>
+      </w:r>
+    </w:p>
+    <w:p>
+      <w:pPr>
+        <w:spacing w:before="0" w:after="0"/>
+        <w:jc w:val="left"/>
+      </w:pPr>
+      <w:r>
+        <w:rPr>
+          <w:rFonts w:ascii="Calibri" w:hAnsi="Calibri" w:eastAsia="Calibri"/>
+          <w:b w:val="0"/>
+          <w:sz w:val="20"/>
+          <w:u w:val="none"/>
+        </w:rPr>
+        <w:t>Branch Address: NCL Branch, Pashan Road, Pune - 411008</w:t>
+      </w:r>
+    </w:p>
+    <w:p>
+      <w:pPr>
+        <w:spacing w:before="0" w:after="0"/>
+        <w:jc w:val="left"/>
+      </w:pPr>
+      <w:r>
+        <w:rPr>
+          <w:rFonts w:ascii="Calibri" w:hAnsi="Calibri" w:eastAsia="Calibri"/>
+          <w:b w:val="0"/>
+          <w:sz w:val="20"/>
+          <w:u w:val="none"/>
+        </w:rPr>
+        <w:t>Branch Code: 3552</w:t>
+      </w:r>
+    </w:p>
+    <w:p>
+      <w:pPr>
+        <w:spacing w:before="0" w:after="0"/>
+        <w:jc w:val="left"/>
+      </w:pPr>
+      <w:r>
+        <w:rPr>
+          <w:rFonts w:ascii="Calibri" w:hAnsi="Calibri" w:eastAsia="Calibri"/>
+          <w:b w:val="0"/>
+          <w:sz w:val="20"/>
+          <w:u w:val="none"/>
+        </w:rPr>
+        <w:t>MICR Code: 411002012</w:t>
+      </w:r>
+    </w:p>
+    <w:p>
+      <w:pPr>
+        <w:spacing w:before="0" w:after="0"/>
+        <w:jc w:val="left"/>
+      </w:pPr>
+      <w:r>
+        <w:rPr>
+          <w:rFonts w:ascii="Calibri" w:hAnsi="Calibri" w:eastAsia="Calibri"/>
+          <w:b w:val="0"/>
+          <w:sz w:val="20"/>
+          <w:u w:val="none"/>
+        </w:rPr>
+        <w:t>IFSC Code: SBIN0003552</w:t>
+      </w:r>
+    </w:p>
+    <w:p>
+      <w:pPr>
+        <w:spacing w:before="0" w:after="0"/>
+        <w:jc w:val="left"/>
+      </w:pPr>
+      <w:r>
+        <w:rPr>
+          <w:rFonts w:ascii="Calibri" w:hAnsi="Calibri" w:eastAsia="Calibri"/>
+          <w:b w:val="0"/>
+          <w:sz w:val="20"/>
+          <w:u w:val="none"/>
+        </w:rPr>
+        <w:t>Payee Code: 22010023828</w:t>
+      </w:r>
+    </w:p>
     <w:p>
       <w:pPr>
         <w:spacing w:before="80" w:after="0"/>
-        <w:jc w:val="left"/>
+        <w:jc w:val="right"/>
       </w:pPr>
       <w:r>
         <w:rPr>
